--- a/Chatbot.docx
+++ b/Chatbot.docx
@@ -311,6 +311,9 @@
         <w:t xml:space="preserve">         </w:t>
       </w:r>
       <w:r>
+        <w:t xml:space="preserve"> </w:t>
+      </w:r>
+      <w:r>
         <w:t>{</w:t>
       </w:r>
     </w:p>
@@ -404,6 +407,9 @@
         <w:t xml:space="preserve">           </w:t>
       </w:r>
       <w:r>
+        <w:t xml:space="preserve"> </w:t>
+      </w:r>
+      <w:r>
         <w:t>}</w:t>
       </w:r>
     </w:p>
@@ -414,6 +420,9 @@
       <w:r>
         <w:t xml:space="preserve">           </w:t>
       </w:r>
+      <w:r>
+        <w:t xml:space="preserve"> </w:t>
+      </w:r>
       <w:proofErr w:type="gramStart"/>
       <w:r>
         <w:t>if(</w:t>
@@ -450,73 +459,884 @@
     <w:p>
       <w:r>
         <w:lastRenderedPageBreak/>
+        <w:t xml:space="preserve">           </w:t>
+      </w:r>
+      <w:r>
+        <w:t xml:space="preserve"> </w:t>
+      </w:r>
+      <w:r>
+        <w:t xml:space="preserve">  </w:t>
+      </w:r>
+      <w:r>
+        <w:t>{</w:t>
+      </w:r>
+    </w:p>
+    <w:p>
+      <w:r>
+        <w:t xml:space="preserve">    </w:t>
+      </w:r>
+      <w:r>
+        <w:t xml:space="preserve">            </w:t>
+      </w:r>
+      <w:r>
+        <w:t xml:space="preserve"> </w:t>
+      </w:r>
+      <w:r>
+        <w:t xml:space="preserve">  </w:t>
+      </w:r>
+      <w:r>
+        <w:t xml:space="preserve">  </w:t>
+      </w:r>
+      <w:proofErr w:type="spellStart"/>
+      <w:proofErr w:type="gramStart"/>
+      <w:r>
+        <w:t>ShowActivityLog</w:t>
+      </w:r>
+      <w:proofErr w:type="spellEnd"/>
+      <w:r>
+        <w:t>(</w:t>
+      </w:r>
+      <w:proofErr w:type="gramEnd"/>
+      <w:r>
+        <w:t>);</w:t>
+      </w:r>
+    </w:p>
+    <w:p>
+      <w:r>
+        <w:t xml:space="preserve">    </w:t>
+      </w:r>
+      <w:r>
         <w:t xml:space="preserve">             </w:t>
       </w:r>
       <w:r>
+        <w:t xml:space="preserve">    </w:t>
+      </w:r>
+      <w:r>
+        <w:t>return;</w:t>
+      </w:r>
+    </w:p>
+    <w:p>
+      <w:r>
+        <w:t xml:space="preserve">              </w:t>
+      </w:r>
+      <w:r>
+        <w:t xml:space="preserve">} </w:t>
+      </w:r>
+    </w:p>
+    <w:p>
+      <w:r>
+        <w:t xml:space="preserve">   </w:t>
+      </w:r>
+      <w:r>
+        <w:t xml:space="preserve">      private List&lt;</w:t>
+      </w:r>
+      <w:proofErr w:type="spellStart"/>
+      <w:r>
+        <w:t>QuizQuestion</w:t>
+      </w:r>
+      <w:proofErr w:type="spellEnd"/>
+      <w:r>
+        <w:t xml:space="preserve">&gt; </w:t>
+      </w:r>
+      <w:proofErr w:type="spellStart"/>
+      <w:r>
+        <w:t>quizQuestions</w:t>
+      </w:r>
+      <w:proofErr w:type="spellEnd"/>
+      <w:r>
+        <w:t xml:space="preserve"> =</w:t>
+      </w:r>
+    </w:p>
+    <w:p>
+      <w:r>
+        <w:t xml:space="preserve">      </w:t>
+      </w:r>
+      <w:r>
+        <w:t xml:space="preserve">   </w:t>
+      </w:r>
+      <w:r>
+        <w:t>new List&lt;</w:t>
+      </w:r>
+      <w:proofErr w:type="spellStart"/>
+      <w:r>
+        <w:t>QuizQuestion</w:t>
+      </w:r>
+      <w:proofErr w:type="spellEnd"/>
+      <w:proofErr w:type="gramStart"/>
+      <w:r>
+        <w:t>&gt;(</w:t>
+      </w:r>
+      <w:proofErr w:type="gramEnd"/>
+      <w:r>
+        <w:t>)   // create a list</w:t>
+      </w:r>
+    </w:p>
+    <w:p>
+      <w:r>
+        <w:t xml:space="preserve">     </w:t>
+      </w:r>
+      <w:r>
+        <w:t xml:space="preserve">  </w:t>
+      </w:r>
+      <w:r>
+        <w:t xml:space="preserve"> {</w:t>
+      </w:r>
+    </w:p>
+    <w:p>
+      <w:r>
+        <w:t xml:space="preserve">              new </w:t>
+      </w:r>
+      <w:proofErr w:type="spellStart"/>
+      <w:r>
+        <w:t>QuizQuestion</w:t>
+      </w:r>
+      <w:proofErr w:type="spellEnd"/>
+    </w:p>
+    <w:p>
+      <w:r>
+        <w:t xml:space="preserve">              {</w:t>
+      </w:r>
+    </w:p>
+    <w:p>
+      <w:r>
+        <w:t xml:space="preserve">                    Question="What should you do if an email asks for your password?",</w:t>
+      </w:r>
+    </w:p>
+    <w:p>
+      <w:r>
+        <w:t xml:space="preserve">                    Options = new </w:t>
+      </w:r>
+      <w:proofErr w:type="gramStart"/>
+      <w:r>
+        <w:t>string[</w:t>
+      </w:r>
+      <w:proofErr w:type="gramEnd"/>
+      <w:r>
+        <w:t>]</w:t>
+      </w:r>
+    </w:p>
+    <w:p>
+      <w:r>
+        <w:t xml:space="preserve">                    {</w:t>
+      </w:r>
+    </w:p>
+    <w:p>
+      <w:r>
+        <w:t xml:space="preserve">                             "Reply with password",</w:t>
+      </w:r>
+    </w:p>
+    <w:p>
+      <w:r>
+        <w:t xml:space="preserve">                             "Delete email",</w:t>
+      </w:r>
+    </w:p>
+    <w:p>
+      <w:r>
+        <w:t xml:space="preserve">                             "Report as phishing",</w:t>
+      </w:r>
+    </w:p>
+    <w:p>
+      <w:r>
+        <w:t xml:space="preserve">                             "Ignore"</w:t>
+      </w:r>
+    </w:p>
+    <w:p>
+      <w:r>
+        <w:t xml:space="preserve">                     },</w:t>
+      </w:r>
+    </w:p>
+    <w:p>
+      <w:r>
+        <w:t xml:space="preserve">                    </w:t>
+      </w:r>
+      <w:proofErr w:type="spellStart"/>
+      <w:r>
+        <w:t>CorrectAnswer</w:t>
+      </w:r>
+      <w:proofErr w:type="spellEnd"/>
+      <w:r>
+        <w:t xml:space="preserve"> = 2,</w:t>
+      </w:r>
+    </w:p>
+    <w:p>
+      <w:r>
+        <w:t xml:space="preserve">                    Explanation="Reporting phishing emails prevents scams."</w:t>
+      </w:r>
+    </w:p>
+    <w:p>
+      <w:r>
+        <w:t xml:space="preserve">             },</w:t>
+      </w:r>
+    </w:p>
+    <w:p/>
+    <w:p>
+      <w:r>
+        <w:t xml:space="preserve">            new </w:t>
+      </w:r>
+      <w:proofErr w:type="spellStart"/>
+      <w:r>
+        <w:t>QuizQuestion</w:t>
+      </w:r>
+      <w:proofErr w:type="spellEnd"/>
+    </w:p>
+    <w:p>
+      <w:r>
+        <w:t xml:space="preserve">            {</w:t>
+      </w:r>
+    </w:p>
+    <w:p>
+      <w:r>
+        <w:t xml:space="preserve">                    Question="True or False: Reusing passwords is safe.",</w:t>
+      </w:r>
+    </w:p>
+    <w:p>
+      <w:r>
+        <w:t xml:space="preserve">                    Options = new </w:t>
+      </w:r>
+      <w:proofErr w:type="gramStart"/>
+      <w:r>
+        <w:t>string[</w:t>
+      </w:r>
+      <w:proofErr w:type="gramEnd"/>
+      <w:r>
+        <w:t>]</w:t>
+      </w:r>
+    </w:p>
+    <w:p>
+      <w:r>
+        <w:t xml:space="preserve">                   {</w:t>
+      </w:r>
+    </w:p>
+    <w:p>
+      <w:r>
+        <w:t xml:space="preserve">                           "True",</w:t>
+      </w:r>
+    </w:p>
+    <w:p>
+      <w:r>
+        <w:t xml:space="preserve">                           "False"</w:t>
+      </w:r>
+    </w:p>
+    <w:p>
+      <w:r>
+        <w:lastRenderedPageBreak/>
+        <w:t xml:space="preserve">                   },</w:t>
+      </w:r>
+    </w:p>
+    <w:p>
+      <w:r>
+        <w:t xml:space="preserve">                   </w:t>
+      </w:r>
+      <w:proofErr w:type="spellStart"/>
+      <w:r>
+        <w:t>CorrectAnswer</w:t>
+      </w:r>
+      <w:proofErr w:type="spellEnd"/>
+      <w:r>
+        <w:t xml:space="preserve"> = 1,</w:t>
+      </w:r>
+    </w:p>
+    <w:p>
+      <w:r>
+        <w:t xml:space="preserve">                  Explanation="Passwords should always be unique."</w:t>
+      </w:r>
+    </w:p>
+    <w:p>
+      <w:r>
+        <w:t xml:space="preserve">              }</w:t>
+      </w:r>
+    </w:p>
+    <w:p>
+      <w:r>
+        <w:t>};</w:t>
+      </w:r>
+    </w:p>
+    <w:p>
+      <w:r>
+        <w:t xml:space="preserve">          private int </w:t>
+      </w:r>
+      <w:proofErr w:type="spellStart"/>
+      <w:r>
+        <w:t>currentQuestion</w:t>
+      </w:r>
+      <w:proofErr w:type="spellEnd"/>
+      <w:r>
+        <w:t xml:space="preserve"> = 0; // variables</w:t>
+      </w:r>
+    </w:p>
+    <w:p>
+      <w:r>
+        <w:t xml:space="preserve">          private int score = 0;</w:t>
+      </w:r>
+    </w:p>
+    <w:p/>
+    <w:p>
+      <w:r>
+        <w:t xml:space="preserve">private void </w:t>
+      </w:r>
+      <w:proofErr w:type="spellStart"/>
+      <w:proofErr w:type="gramStart"/>
+      <w:r>
+        <w:t>ShowQuestion</w:t>
+      </w:r>
+      <w:proofErr w:type="spellEnd"/>
+      <w:r>
+        <w:t>(</w:t>
+      </w:r>
+      <w:proofErr w:type="gramEnd"/>
+      <w:r>
+        <w:t>)   //   display question</w:t>
+      </w:r>
+    </w:p>
+    <w:p>
+      <w:r>
         <w:t>{</w:t>
       </w:r>
     </w:p>
     <w:p>
       <w:r>
+        <w:t xml:space="preserve">    if (</w:t>
+      </w:r>
+      <w:proofErr w:type="spellStart"/>
+      <w:r>
+        <w:t>currentQuestion</w:t>
+      </w:r>
+      <w:proofErr w:type="spellEnd"/>
+      <w:r>
+        <w:t xml:space="preserve"> &gt;= </w:t>
+      </w:r>
+      <w:proofErr w:type="spellStart"/>
+      <w:r>
+        <w:t>quizQuestions.Count</w:t>
+      </w:r>
+      <w:proofErr w:type="spellEnd"/>
+      <w:r>
+        <w:t>)</w:t>
+      </w:r>
+    </w:p>
+    <w:p>
+      <w:r>
+        <w:t xml:space="preserve">    {</w:t>
+      </w:r>
+    </w:p>
+    <w:p>
+      <w:r>
+        <w:t xml:space="preserve">        </w:t>
+      </w:r>
+      <w:proofErr w:type="spellStart"/>
+      <w:proofErr w:type="gramStart"/>
+      <w:r>
+        <w:t>AppendBotResponse</w:t>
+      </w:r>
+      <w:proofErr w:type="spellEnd"/>
+      <w:r>
+        <w:t>(</w:t>
+      </w:r>
+      <w:proofErr w:type="gramEnd"/>
+    </w:p>
+    <w:p>
+      <w:r>
+        <w:t xml:space="preserve">            $"Quiz Finished! Score: {score}</w:t>
+      </w:r>
+      <w:proofErr w:type="gramStart"/>
+      <w:r>
+        <w:t>/{</w:t>
+      </w:r>
+      <w:proofErr w:type="spellStart"/>
+      <w:proofErr w:type="gramEnd"/>
+      <w:r>
+        <w:t>quizQuestions.Count</w:t>
+      </w:r>
+      <w:proofErr w:type="spellEnd"/>
+      <w:r>
+        <w:t>}");</w:t>
+      </w:r>
+    </w:p>
+    <w:p/>
+    <w:p>
+      <w:r>
+        <w:t xml:space="preserve">          </w:t>
+      </w:r>
+      <w:proofErr w:type="gramStart"/>
+      <w:r>
+        <w:t>if(</w:t>
+      </w:r>
+      <w:proofErr w:type="gramEnd"/>
+      <w:r>
+        <w:t>score &gt;= 8)</w:t>
+      </w:r>
+    </w:p>
+    <w:p>
+      <w:r>
+        <w:t xml:space="preserve">               </w:t>
+      </w:r>
+      <w:proofErr w:type="spellStart"/>
+      <w:proofErr w:type="gramStart"/>
+      <w:r>
+        <w:t>AppendBotResponse</w:t>
+      </w:r>
+      <w:proofErr w:type="spellEnd"/>
+      <w:r>
+        <w:t>(</w:t>
+      </w:r>
+      <w:proofErr w:type="gramEnd"/>
+      <w:r>
+        <w:t>"Excellent! Cybersecurity Pro!");</w:t>
+      </w:r>
+    </w:p>
+    <w:p>
+      <w:r>
+        <w:t xml:space="preserve">          else</w:t>
+      </w:r>
+    </w:p>
+    <w:p>
+      <w:r>
+        <w:t xml:space="preserve">               </w:t>
+      </w:r>
+      <w:proofErr w:type="spellStart"/>
+      <w:proofErr w:type="gramStart"/>
+      <w:r>
+        <w:t>AppendBotResponse</w:t>
+      </w:r>
+      <w:proofErr w:type="spellEnd"/>
+      <w:r>
+        <w:t>(</w:t>
+      </w:r>
+      <w:proofErr w:type="gramEnd"/>
+      <w:r>
+        <w:t>"Keep learning to stay safe online.");</w:t>
+      </w:r>
+    </w:p>
+    <w:p/>
+    <w:p>
+      <w:r>
+        <w:t xml:space="preserve">              </w:t>
+      </w:r>
+      <w:proofErr w:type="spellStart"/>
+      <w:proofErr w:type="gramStart"/>
+      <w:r>
+        <w:t>AddActivityLog</w:t>
+      </w:r>
+      <w:proofErr w:type="spellEnd"/>
+      <w:r>
+        <w:t>(</w:t>
+      </w:r>
+      <w:proofErr w:type="gramEnd"/>
+      <w:r>
+        <w:t>"Quiz Completed");</w:t>
+      </w:r>
+    </w:p>
+    <w:p/>
+    <w:p>
+      <w:r>
+        <w:t xml:space="preserve">              return;</w:t>
+      </w:r>
+    </w:p>
+    <w:p>
+      <w:r>
+        <w:t xml:space="preserve">     }</w:t>
+      </w:r>
+    </w:p>
+    <w:p/>
+    <w:p>
+      <w:r>
         <w:t xml:space="preserve">    </w:t>
       </w:r>
+      <w:proofErr w:type="spellStart"/>
+      <w:r>
+        <w:t>QuizQuestion</w:t>
+      </w:r>
+      <w:proofErr w:type="spellEnd"/>
+      <w:r>
+        <w:t xml:space="preserve"> q = </w:t>
+      </w:r>
+      <w:proofErr w:type="spellStart"/>
+      <w:r>
+        <w:t>quizQuestions</w:t>
+      </w:r>
+      <w:proofErr w:type="spellEnd"/>
+      <w:r>
+        <w:t>[</w:t>
+      </w:r>
+      <w:proofErr w:type="spellStart"/>
+      <w:r>
+        <w:t>currentQuestion</w:t>
+      </w:r>
+      <w:proofErr w:type="spellEnd"/>
+      <w:r>
+        <w:t>];</w:t>
+      </w:r>
+    </w:p>
+    <w:p/>
+    <w:p>
+      <w:r>
+        <w:t xml:space="preserve">    </w:t>
+      </w:r>
+      <w:proofErr w:type="spellStart"/>
+      <w:r>
+        <w:t>AppendBotResponse</w:t>
+      </w:r>
+      <w:proofErr w:type="spellEnd"/>
+      <w:r>
+        <w:t>(</w:t>
+      </w:r>
+      <w:proofErr w:type="spellStart"/>
+      <w:proofErr w:type="gramStart"/>
+      <w:r>
+        <w:t>q.Question</w:t>
+      </w:r>
+      <w:proofErr w:type="spellEnd"/>
+      <w:proofErr w:type="gramEnd"/>
+      <w:r>
+        <w:t>);</w:t>
+      </w:r>
+    </w:p>
+    <w:p/>
+    <w:p>
+      <w:r>
+        <w:t xml:space="preserve">       </w:t>
+      </w:r>
+      <w:proofErr w:type="gramStart"/>
+      <w:r>
+        <w:t>for(</w:t>
+      </w:r>
+      <w:proofErr w:type="gramEnd"/>
+      <w:r>
+        <w:t xml:space="preserve">int </w:t>
+      </w:r>
+      <w:proofErr w:type="spellStart"/>
+      <w:r>
+        <w:t>i</w:t>
+      </w:r>
+      <w:proofErr w:type="spellEnd"/>
+      <w:r>
+        <w:t xml:space="preserve"> = 0; </w:t>
+      </w:r>
+      <w:proofErr w:type="spellStart"/>
+      <w:r>
+        <w:t>i</w:t>
+      </w:r>
+      <w:proofErr w:type="spellEnd"/>
+      <w:r>
+        <w:t xml:space="preserve"> &lt; </w:t>
+      </w:r>
+      <w:proofErr w:type="spellStart"/>
+      <w:proofErr w:type="gramStart"/>
+      <w:r>
+        <w:t>q.Options.Length</w:t>
+      </w:r>
+      <w:proofErr w:type="spellEnd"/>
+      <w:proofErr w:type="gramEnd"/>
+      <w:r>
+        <w:t xml:space="preserve">; </w:t>
+      </w:r>
+      <w:proofErr w:type="spellStart"/>
+      <w:r>
+        <w:t>i</w:t>
+      </w:r>
+      <w:proofErr w:type="spellEnd"/>
+      <w:r>
+        <w:t>++)</w:t>
+      </w:r>
+    </w:p>
+    <w:p>
+      <w:r>
+        <w:t xml:space="preserve">       {</w:t>
+      </w:r>
+    </w:p>
+    <w:p>
       <w:r>
         <w:t xml:space="preserve">              </w:t>
       </w:r>
+      <w:proofErr w:type="spellStart"/>
+      <w:r>
+        <w:t>AppendText</w:t>
+      </w:r>
+      <w:proofErr w:type="spellEnd"/>
+      <w:r>
+        <w:t>($"{i+1}. {</w:t>
+      </w:r>
+      <w:proofErr w:type="spellStart"/>
+      <w:proofErr w:type="gramStart"/>
+      <w:r>
+        <w:t>q.Options</w:t>
+      </w:r>
+      <w:proofErr w:type="spellEnd"/>
+      <w:proofErr w:type="gramEnd"/>
+      <w:r>
+        <w:t>[</w:t>
+      </w:r>
+      <w:proofErr w:type="spellStart"/>
+      <w:r>
+        <w:t>i</w:t>
+      </w:r>
+      <w:proofErr w:type="spellEnd"/>
+      <w:proofErr w:type="gramStart"/>
+      <w:r>
+        <w:t>]}\</w:t>
+      </w:r>
+      <w:proofErr w:type="gramEnd"/>
+      <w:r>
+        <w:t xml:space="preserve">n", </w:t>
+      </w:r>
+      <w:proofErr w:type="spellStart"/>
+      <w:r>
+        <w:t>Color.White</w:t>
+      </w:r>
+      <w:proofErr w:type="spellEnd"/>
+      <w:r>
+        <w:t>);</w:t>
+      </w:r>
+    </w:p>
+    <w:p>
+      <w:r>
+        <w:t xml:space="preserve">       }</w:t>
+      </w:r>
+    </w:p>
+    <w:p>
+      <w:r>
+        <w:t>}</w:t>
+      </w:r>
+    </w:p>
+    <w:p>
+      <w:r>
+        <w:t xml:space="preserve">   </w:t>
+      </w:r>
+      <w:r>
+        <w:t xml:space="preserve">private void </w:t>
+      </w:r>
+      <w:proofErr w:type="spellStart"/>
+      <w:proofErr w:type="gramStart"/>
+      <w:r>
+        <w:t>CheckAnswer</w:t>
+      </w:r>
+      <w:proofErr w:type="spellEnd"/>
+      <w:r>
+        <w:t>(</w:t>
+      </w:r>
+      <w:proofErr w:type="gramEnd"/>
+      <w:r>
+        <w:t xml:space="preserve">int </w:t>
+      </w:r>
+      <w:proofErr w:type="gramStart"/>
+      <w:r>
+        <w:t>answer)  /</w:t>
+      </w:r>
+      <w:proofErr w:type="gramEnd"/>
+      <w:r>
+        <w:t>/ check answer</w:t>
+      </w:r>
+    </w:p>
+    <w:p>
+      <w:r>
+        <w:t xml:space="preserve">   </w:t>
+      </w:r>
+      <w:r>
+        <w:t>{</w:t>
+      </w:r>
+    </w:p>
+    <w:p>
+      <w:r>
+        <w:t xml:space="preserve">          </w:t>
+      </w:r>
+      <w:proofErr w:type="spellStart"/>
+      <w:r>
+        <w:t>QuizQuestion</w:t>
+      </w:r>
+      <w:proofErr w:type="spellEnd"/>
+      <w:r>
+        <w:t xml:space="preserve"> q = </w:t>
+      </w:r>
+      <w:proofErr w:type="spellStart"/>
+      <w:r>
+        <w:t>quizQuestions</w:t>
+      </w:r>
+      <w:proofErr w:type="spellEnd"/>
+      <w:r>
+        <w:t>[</w:t>
+      </w:r>
+      <w:proofErr w:type="spellStart"/>
+      <w:r>
+        <w:t>currentQuestion</w:t>
+      </w:r>
+      <w:proofErr w:type="spellEnd"/>
+      <w:r>
+        <w:t>];</w:t>
+      </w:r>
+    </w:p>
+    <w:p/>
+    <w:p>
+      <w:r>
+        <w:t xml:space="preserve">          </w:t>
+      </w:r>
+      <w:proofErr w:type="gramStart"/>
+      <w:r>
+        <w:t>if(</w:t>
+      </w:r>
+      <w:proofErr w:type="gramEnd"/>
+      <w:r>
+        <w:t xml:space="preserve">answer == </w:t>
+      </w:r>
+      <w:proofErr w:type="spellStart"/>
+      <w:proofErr w:type="gramStart"/>
+      <w:r>
+        <w:t>q.CorrectAnswer</w:t>
+      </w:r>
+      <w:proofErr w:type="spellEnd"/>
+      <w:proofErr w:type="gramEnd"/>
+      <w:r>
+        <w:t xml:space="preserve"> + 1)</w:t>
+      </w:r>
+    </w:p>
+    <w:p>
+      <w:r>
+        <w:t xml:space="preserve">          {</w:t>
+      </w:r>
+    </w:p>
+    <w:p>
+      <w:r>
+        <w:t xml:space="preserve">               score++;</w:t>
+      </w:r>
+    </w:p>
+    <w:p>
+      <w:r>
+        <w:t xml:space="preserve">               </w:t>
+      </w:r>
+      <w:proofErr w:type="spellStart"/>
+      <w:proofErr w:type="gramStart"/>
+      <w:r>
+        <w:t>AppendBotResponse</w:t>
+      </w:r>
+      <w:proofErr w:type="spellEnd"/>
+      <w:r>
+        <w:t>(</w:t>
+      </w:r>
+      <w:proofErr w:type="gramEnd"/>
+      <w:r>
+        <w:t xml:space="preserve">"Correct! " + </w:t>
+      </w:r>
+      <w:proofErr w:type="spellStart"/>
+      <w:proofErr w:type="gramStart"/>
+      <w:r>
+        <w:t>q.Explanation</w:t>
+      </w:r>
+      <w:proofErr w:type="spellEnd"/>
+      <w:proofErr w:type="gramEnd"/>
+      <w:r>
+        <w:t>);</w:t>
+      </w:r>
+    </w:p>
+    <w:p>
+      <w:r>
+        <w:t xml:space="preserve">          }</w:t>
+      </w:r>
+    </w:p>
+    <w:p>
+      <w:r>
+        <w:t xml:space="preserve">          else</w:t>
+      </w:r>
+    </w:p>
+    <w:p>
+      <w:r>
+        <w:t xml:space="preserve">          {</w:t>
+      </w:r>
+    </w:p>
+    <w:p>
+      <w:r>
+        <w:t xml:space="preserve">              </w:t>
+      </w:r>
+      <w:proofErr w:type="spellStart"/>
+      <w:proofErr w:type="gramStart"/>
+      <w:r>
+        <w:t>AppendBotResponse</w:t>
+      </w:r>
+      <w:proofErr w:type="spellEnd"/>
+      <w:r>
+        <w:t>(</w:t>
+      </w:r>
+      <w:proofErr w:type="gramEnd"/>
+      <w:r>
+        <w:t xml:space="preserve">"Incorrect! " + </w:t>
+      </w:r>
+      <w:proofErr w:type="spellStart"/>
+      <w:proofErr w:type="gramStart"/>
+      <w:r>
+        <w:t>q.Explanation</w:t>
+      </w:r>
+      <w:proofErr w:type="spellEnd"/>
+      <w:proofErr w:type="gramEnd"/>
+      <w:r>
+        <w:t>);</w:t>
+      </w:r>
+    </w:p>
+    <w:p>
+      <w:r>
+        <w:t xml:space="preserve">          }</w:t>
+      </w:r>
+    </w:p>
+    <w:p/>
+    <w:p>
+      <w:r>
+        <w:t xml:space="preserve">         </w:t>
+      </w:r>
+      <w:proofErr w:type="spellStart"/>
+      <w:r>
+        <w:t>currentQuestion</w:t>
+      </w:r>
+      <w:proofErr w:type="spellEnd"/>
+      <w:r>
+        <w:t>++;</w:t>
+      </w:r>
+    </w:p>
+    <w:p/>
+    <w:p>
+      <w:r>
+        <w:t xml:space="preserve">         </w:t>
+      </w:r>
+      <w:proofErr w:type="spellStart"/>
+      <w:proofErr w:type="gramStart"/>
+      <w:r>
+        <w:t>ShowQuestion</w:t>
+      </w:r>
+      <w:proofErr w:type="spellEnd"/>
+      <w:r>
+        <w:t>(</w:t>
+      </w:r>
+      <w:proofErr w:type="gramEnd"/>
+      <w:r>
+        <w:t>);</w:t>
+      </w:r>
+    </w:p>
+    <w:p>
       <w:r>
         <w:t xml:space="preserve">  </w:t>
       </w:r>
-      <w:proofErr w:type="spellStart"/>
-      <w:proofErr w:type="gramStart"/>
-      <w:r>
-        <w:t>ShowActivityLog</w:t>
-      </w:r>
-      <w:proofErr w:type="spellEnd"/>
-      <w:r>
-        <w:t>(</w:t>
-      </w:r>
-      <w:proofErr w:type="gramEnd"/>
-      <w:r>
-        <w:t>);</w:t>
-      </w:r>
-    </w:p>
+      <w:r>
+        <w:t>}</w:t>
+      </w:r>
+    </w:p>
+    <w:p/>
+    <w:p/>
     <w:p>
       <w:r>
         <w:t xml:space="preserve">    </w:t>
       </w:r>
       <w:r>
-        <w:t xml:space="preserve">             </w:t>
-      </w:r>
-      <w:r>
-        <w:t xml:space="preserve">    </w:t>
-      </w:r>
-      <w:r>
-        <w:t>return;</w:t>
-      </w:r>
-    </w:p>
-    <w:p>
-      <w:r>
         <w:t xml:space="preserve">              </w:t>
       </w:r>
       <w:r>
-        <w:t xml:space="preserve">} </w:t>
-      </w:r>
-    </w:p>
-    <w:p/>
-    <w:p>
-      <w:r>
-        <w:t xml:space="preserve">    </w:t>
-      </w:r>
-      <w:r>
-        <w:t xml:space="preserve">              </w:t>
-      </w:r>
-      <w:r>
         <w:t>// Existing Part 2 code remains here</w:t>
       </w:r>
     </w:p>
     <w:p>
       <w:r>
-        <w:t xml:space="preserve">    </w:t>
+        <w:t xml:space="preserve">   </w:t>
+      </w:r>
+      <w:r>
+        <w:t xml:space="preserve"> </w:t>
+      </w:r>
+      <w:r>
+        <w:t xml:space="preserve"> </w:t>
       </w:r>
       <w:r>
         <w:t>}</w:t>
@@ -524,6 +1344,7 @@
     </w:p>
     <w:p>
       <w:r>
+        <w:lastRenderedPageBreak/>
         <w:t>}</w:t>
       </w:r>
     </w:p>
@@ -580,7 +1401,7 @@
           <w:sz w:val="48"/>
           <w:szCs w:val="48"/>
         </w:rPr>
-        <w:t>https://eur03.safelinks.protection.outlook.com/ap/t-59584e83/?url=https%3A%2F%2Fteams.microsoft.com%2Fl%2Fmeetup-join%2F19%253ameeting_MzYyY2I1ODctZGI0Yi00ODMyLWI2YmMtOGQ5OWE5MmRjYTI1%2540thread.v2%2F0%3Fcontext%3D%257b%2522Tid%2522%253a%2522e10c8f44-f469-448f-bc0d-d781288ff01b%2522%252c%2522Oid%2522%253a%25224aecf477-b7ed-4800-b8ee-625dc7ed0842%2522%257d&amp;data=05%7C02%7CST10172741%40rcconnect.edu.za%7C8667ab5da3b842b6cc1c08decdd50806%7Ce10c8f44f469448fbc0dd781288ff01b%7C0%7C0%7C</w:t>
+        <w:t>https://eur03.safelinks.protection.outlook.com/ap/t-59584e83/?url=https%3A%2F%2Ftea</w:t>
       </w:r>
       <w:r>
         <w:rPr>
@@ -588,7 +1409,15 @@
           <w:szCs w:val="48"/>
         </w:rPr>
         <w:lastRenderedPageBreak/>
-        <w:t>639174512043773687%7CUnknown%7CTWFpbGZsb3d8eyJFbXB0eU1hcGkiOnRydWUsIlYiOiIwLjAuMDAwMCIsIlAiOiJXaW4zMiIsIkFOIjoiTWFpbCIsIldUIjoyfQ%3D%3D%7C0%7C%7C%7C&amp;sdata=prpyigRzNf1K4t7%2BuyZWcwZS7VrGMQvUlRzx7zB9uY8%3D&amp;reserved=0</w:t>
+        <w:t>ms.microsoft.com%2Fl%2Fmeetup-join%2F19%253ameeting_MzYyY2I1ODctZGI0Yi00ODMyLWI2YmMtOGQ5OWE5MmRjYTI1%2540thread.v2%2F0%3Fcontext%3D%257b%2522Tid%2522%253a%2522e10c8f44-f469-448f-bc0d-d781288ff01b%2522%252c%2522Oid%2522%253a%25224aecf477-b7ed-4800-b8ee-625dc7ed0842%2522%257d&amp;data=05%7C02%7CST10172741%40rcconnect.edu.za%7C8667ab5da3b842b6cc1c08decdd50806%7Ce10c8f44f469448fbc0dd781288ff01b%7C0%7C0%7C639174512043773687%7CUnknown%7CTWFpbGZsb3d8eyJFbXB0eU1hcGkiOnRydWUsIlYiOiIwLjAuMDAwMCIsIlAiOiJXaW4zMiIsIkFOIjoiTWFpbCIsIldUIjoyfQ%3D%3D%7C0%7C%7C%7C&amp;s</w:t>
+      </w:r>
+      <w:r>
+        <w:rPr>
+          <w:sz w:val="48"/>
+          <w:szCs w:val="48"/>
+        </w:rPr>
+        <w:lastRenderedPageBreak/>
+        <w:t>data=prpyigRzNf1K4t7%2BuyZWcwZS7VrGMQvUlRzx7zB9uY8%3D&amp;reserved=0</w:t>
       </w:r>
     </w:p>
     <w:sectPr>
